--- a/REI-Combinatoria/Materiales en inglés/09b - Fase 4_Problemes de Combinatòria.docx
+++ b/REI-Combinatoria/Materiales en inglés/09b - Fase 4_Problemes de Combinatòria.docx
@@ -63,7 +63,7 @@
                 <w:sz w:val="26"/>
                 <w:szCs w:val="26"/>
               </w:rPr>
-              <w:t xml:space="preserve">¿Cuántas formas diferentes hay de… ?</w:t>
+              <w:t xml:space="preserve">How many different ways are there to…?</w:t>
             </w:r>
           </w:p>
         </w:tc>
@@ -95,7 +95,7 @@
                 <w:sz w:val="26"/>
                 <w:szCs w:val="26"/>
               </w:rPr>
-              <w:t xml:space="preserve">Ejemplos de códigos</w:t>
+              <w:t xml:space="preserve">Code examples</w:t>
             </w:r>
           </w:p>
         </w:tc>
@@ -127,7 +127,7 @@
                 <w:sz w:val="24"/>
                 <w:szCs w:val="24"/>
               </w:rPr>
-              <w:t xml:space="preserve">¿Influye el orden?</w:t>
+              <w:t xml:space="preserve">Does the order matter?</w:t>
             </w:r>
           </w:p>
           <w:p>
@@ -146,7 +146,7 @@
                 <w:sz w:val="24"/>
                 <w:szCs w:val="24"/>
               </w:rPr>
-              <w:t xml:space="preserve">¿Se pueden repetir?</w:t>
+              <w:t xml:space="preserve">Can they be repeated?</w:t>
             </w:r>
           </w:p>
         </w:tc>
@@ -178,7 +178,7 @@
                 <w:sz w:val="26"/>
                 <w:szCs w:val="26"/>
               </w:rPr>
-              <w:t xml:space="preserve">r = casillas</w:t>
+              <w:t xml:space="preserve">r = squares</w:t>
             </w:r>
           </w:p>
           <w:p>
@@ -197,7 +197,7 @@
                 <w:sz w:val="26"/>
                 <w:szCs w:val="26"/>
               </w:rPr>
-              <w:t xml:space="preserve">n= elementos en cada casilla</w:t>
+              <w:t xml:space="preserve">n= elements in each box</w:t>
             </w:r>
           </w:p>
         </w:tc>
@@ -229,7 +229,7 @@
                 <w:sz w:val="26"/>
                 <w:szCs w:val="26"/>
               </w:rPr>
-              <w:t xml:space="preserve">Procedimiento</w:t>
+              <w:t xml:space="preserve">Procedure</w:t>
             </w:r>
           </w:p>
         </w:tc>
@@ -261,7 +261,7 @@
                 <w:sz w:val="26"/>
                 <w:szCs w:val="26"/>
               </w:rPr>
-              <w:t xml:space="preserve">Respuesta</w:t>
+              <w:t xml:space="preserve">Answer</w:t>
             </w:r>
           </w:p>
         </w:tc>
@@ -273,7 +273,6 @@
         <w:tc>
           <w:tcPr>
             <w:tcW w:w="2968" w:type="dxa"/>
-            <w:shd w:val="clear" w:color="auto" w:fill="auto"/>
             <w:tcMar>
               <w:top w:w="100" w:type="dxa"/>
               <w:left w:w="100" w:type="dxa"/>
@@ -303,14 +302,13 @@
                 <w:sz w:val="20"/>
                 <w:szCs w:val="20"/>
               </w:rPr>
-              <w:t xml:space="preserve">Elegir presidente, secretario y portavoz de un grupo de 12 personas si una persona no puede tener más de un cargo.</w:t>
+              <w:t xml:space="preserve">Elect a president, secretary and spokesperson from a group of 12 people if one person cannot hold more than one position.</w:t>
             </w:r>
           </w:p>
         </w:tc>
         <w:tc>
           <w:tcPr>
             <w:tcW w:w="1230" w:type="dxa"/>
-            <w:shd w:val="clear" w:color="auto" w:fill="auto"/>
             <w:tcMar>
               <w:top w:w="100" w:type="dxa"/>
               <w:left w:w="100" w:type="dxa"/>
@@ -382,7 +380,6 @@
         <w:tc>
           <w:tcPr>
             <w:tcW w:w="1245" w:type="dxa"/>
-            <w:shd w:val="clear" w:color="auto" w:fill="auto"/>
             <w:tcMar>
               <w:top w:w="100" w:type="dxa"/>
               <w:left w:w="100" w:type="dxa"/>
@@ -454,7 +451,6 @@
         <w:tc>
           <w:tcPr>
             <w:tcW w:w="2055" w:type="dxa"/>
-            <w:shd w:val="clear" w:color="auto" w:fill="auto"/>
             <w:tcMar>
               <w:top w:w="100" w:type="dxa"/>
               <w:left w:w="100" w:type="dxa"/>
@@ -526,7 +522,6 @@
         <w:tc>
           <w:tcPr>
             <w:tcW w:w="6060" w:type="dxa"/>
-            <w:shd w:val="clear" w:color="auto" w:fill="auto"/>
             <w:tcMar>
               <w:top w:w="100" w:type="dxa"/>
               <w:left w:w="100" w:type="dxa"/>
@@ -549,7 +544,6 @@
         <w:tc>
           <w:tcPr>
             <w:tcW w:w="2145" w:type="dxa"/>
-            <w:shd w:val="clear" w:color="auto" w:fill="auto"/>
             <w:tcMar>
               <w:top w:w="100" w:type="dxa"/>
               <w:left w:w="100" w:type="dxa"/>
@@ -577,7 +571,6 @@
         <w:tc>
           <w:tcPr>
             <w:tcW w:w="2968" w:type="dxa"/>
-            <w:shd w:val="clear" w:color="auto" w:fill="auto"/>
             <w:tcMar>
               <w:top w:w="100" w:type="dxa"/>
               <w:left w:w="100" w:type="dxa"/>
@@ -600,14 +593,13 @@
                 <w:sz w:val="20"/>
                 <w:szCs w:val="20"/>
               </w:rPr>
-              <w:t xml:space="preserve">Elegir presidente, secretario y portavoz de un grupo de 12 personas si una persona puede tener más de un cargo.</w:t>
+              <w:t xml:space="preserve">Elect a president, secretary and spokesperson from a group of 12 people if one person can hold more than one position.</w:t>
             </w:r>
           </w:p>
         </w:tc>
         <w:tc>
           <w:tcPr>
             <w:tcW w:w="1230" w:type="dxa"/>
-            <w:shd w:val="clear" w:color="auto" w:fill="auto"/>
             <w:tcMar>
               <w:top w:w="100" w:type="dxa"/>
               <w:left w:w="100" w:type="dxa"/>
@@ -630,7 +622,6 @@
         <w:tc>
           <w:tcPr>
             <w:tcW w:w="1245" w:type="dxa"/>
-            <w:shd w:val="clear" w:color="auto" w:fill="auto"/>
             <w:tcMar>
               <w:top w:w="100" w:type="dxa"/>
               <w:left w:w="100" w:type="dxa"/>
@@ -653,7 +644,6 @@
         <w:tc>
           <w:tcPr>
             <w:tcW w:w="2055" w:type="dxa"/>
-            <w:shd w:val="clear" w:color="auto" w:fill="auto"/>
             <w:tcMar>
               <w:top w:w="100" w:type="dxa"/>
               <w:left w:w="100" w:type="dxa"/>
@@ -676,7 +666,6 @@
         <w:tc>
           <w:tcPr>
             <w:tcW w:w="6060" w:type="dxa"/>
-            <w:shd w:val="clear" w:color="auto" w:fill="auto"/>
             <w:tcMar>
               <w:top w:w="100" w:type="dxa"/>
               <w:left w:w="100" w:type="dxa"/>
@@ -699,7 +688,6 @@
         <w:tc>
           <w:tcPr>
             <w:tcW w:w="2145" w:type="dxa"/>
-            <w:shd w:val="clear" w:color="auto" w:fill="auto"/>
             <w:tcMar>
               <w:top w:w="100" w:type="dxa"/>
               <w:left w:w="100" w:type="dxa"/>
@@ -727,7 +715,6 @@
         <w:tc>
           <w:tcPr>
             <w:tcW w:w="2968" w:type="dxa"/>
-            <w:shd w:val="clear" w:color="auto" w:fill="auto"/>
             <w:tcMar>
               <w:top w:w="100" w:type="dxa"/>
               <w:left w:w="100" w:type="dxa"/>
@@ -757,14 +744,13 @@
                 <w:sz w:val="20"/>
                 <w:szCs w:val="20"/>
               </w:rPr>
-              <w:t xml:space="preserve">Formar palabras de tres letras distintas con las letras de la palabra PERMUTACIÓN.</w:t>
+              <w:t xml:space="preserve">Form words of three different letters with the letters of the word PERMUTATION.</w:t>
             </w:r>
           </w:p>
         </w:tc>
         <w:tc>
           <w:tcPr>
             <w:tcW w:w="1230" w:type="dxa"/>
-            <w:shd w:val="clear" w:color="auto" w:fill="auto"/>
             <w:tcMar>
               <w:top w:w="100" w:type="dxa"/>
               <w:left w:w="100" w:type="dxa"/>
@@ -794,7 +780,6 @@
         <w:tc>
           <w:tcPr>
             <w:tcW w:w="1245" w:type="dxa"/>
-            <w:shd w:val="clear" w:color="auto" w:fill="auto"/>
             <w:tcMar>
               <w:top w:w="100" w:type="dxa"/>
               <w:left w:w="100" w:type="dxa"/>
@@ -824,7 +809,6 @@
         <w:tc>
           <w:tcPr>
             <w:tcW w:w="2055" w:type="dxa"/>
-            <w:shd w:val="clear" w:color="auto" w:fill="auto"/>
             <w:tcMar>
               <w:top w:w="100" w:type="dxa"/>
               <w:left w:w="100" w:type="dxa"/>
@@ -854,7 +838,6 @@
         <w:tc>
           <w:tcPr>
             <w:tcW w:w="6060" w:type="dxa"/>
-            <w:shd w:val="clear" w:color="auto" w:fill="auto"/>
             <w:tcMar>
               <w:top w:w="100" w:type="dxa"/>
               <w:left w:w="100" w:type="dxa"/>
@@ -884,7 +867,6 @@
         <w:tc>
           <w:tcPr>
             <w:tcW w:w="2145" w:type="dxa"/>
-            <w:shd w:val="clear" w:color="auto" w:fill="auto"/>
             <w:tcMar>
               <w:top w:w="100" w:type="dxa"/>
               <w:left w:w="100" w:type="dxa"/>
@@ -919,7 +901,6 @@
         <w:tc>
           <w:tcPr>
             <w:tcW w:w="2968" w:type="dxa"/>
-            <w:shd w:val="clear" w:color="auto" w:fill="auto"/>
             <w:tcMar>
               <w:top w:w="100" w:type="dxa"/>
               <w:left w:w="100" w:type="dxa"/>
@@ -949,7 +930,7 @@
                 <w:sz w:val="20"/>
                 <w:szCs w:val="20"/>
               </w:rPr>
-              <w:t xml:space="preserve">Colorear una bandera con 3 colores disponibles en disposición </w:t>
+              <w:t xml:space="preserve">Paint a flag with 3 available colors in a </w:t>
             </w:r>
             <w:proofErr xmlns:w="http://schemas.openxmlformats.org/wordprocessingml/2006/main" w:type="spellStart"/>
             <w:r xmlns:w="http://schemas.openxmlformats.org/wordprocessingml/2006/main">
@@ -957,7 +938,7 @@
                 <w:sz w:val="20"/>
                 <w:szCs w:val="20"/>
               </w:rPr>
-              <w:t xml:space="preserve">horizontal </w:t>
+              <w:t xml:space="preserve">horizontal arrangement </w:t>
             </w:r>
             <w:proofErr xmlns:w="http://schemas.openxmlformats.org/wordprocessingml/2006/main" w:type="spellEnd"/>
             <w:r xmlns:w="http://schemas.openxmlformats.org/wordprocessingml/2006/main">
@@ -965,14 +946,13 @@
                 <w:sz w:val="20"/>
                 <w:szCs w:val="20"/>
               </w:rPr>
-              <w:t xml:space="preserve">y debemos utilizar un mínimo de 2 y un máximo de 3 y no se pueden repetir los colores.</w:t>
+              <w:t xml:space="preserve">and we must use a minimum of 2 and a maximum of 3 and the colors cannot be repeated.</w:t>
             </w:r>
           </w:p>
         </w:tc>
         <w:tc>
           <w:tcPr>
             <w:tcW w:w="1230" w:type="dxa"/>
-            <w:shd w:val="clear" w:color="auto" w:fill="auto"/>
             <w:tcMar>
               <w:top w:w="100" w:type="dxa"/>
               <w:left w:w="100" w:type="dxa"/>
@@ -1002,7 +982,6 @@
         <w:tc>
           <w:tcPr>
             <w:tcW w:w="1245" w:type="dxa"/>
-            <w:shd w:val="clear" w:color="auto" w:fill="auto"/>
             <w:tcMar>
               <w:top w:w="100" w:type="dxa"/>
               <w:left w:w="100" w:type="dxa"/>
@@ -1032,7 +1011,6 @@
         <w:tc>
           <w:tcPr>
             <w:tcW w:w="2055" w:type="dxa"/>
-            <w:shd w:val="clear" w:color="auto" w:fill="auto"/>
             <w:tcMar>
               <w:top w:w="100" w:type="dxa"/>
               <w:left w:w="100" w:type="dxa"/>
@@ -1062,7 +1040,6 @@
         <w:tc>
           <w:tcPr>
             <w:tcW w:w="6060" w:type="dxa"/>
-            <w:shd w:val="clear" w:color="auto" w:fill="auto"/>
             <w:tcMar>
               <w:top w:w="100" w:type="dxa"/>
               <w:left w:w="100" w:type="dxa"/>
@@ -1092,7 +1069,6 @@
         <w:tc>
           <w:tcPr>
             <w:tcW w:w="2145" w:type="dxa"/>
-            <w:shd w:val="clear" w:color="auto" w:fill="auto"/>
             <w:tcMar>
               <w:top w:w="100" w:type="dxa"/>
               <w:left w:w="100" w:type="dxa"/>
@@ -1127,7 +1103,6 @@
         <w:tc>
           <w:tcPr>
             <w:tcW w:w="2968" w:type="dxa"/>
-            <w:shd w:val="clear" w:color="auto" w:fill="auto"/>
             <w:tcMar>
               <w:top w:w="100" w:type="dxa"/>
               <w:left w:w="100" w:type="dxa"/>
@@ -1164,14 +1139,13 @@
                 <w:sz w:val="20"/>
                 <w:szCs w:val="20"/>
               </w:rPr>
-              <w:t xml:space="preserve">Elegir un helado si hay 6 sabores diferentes y nos permiten elegir 2 sabores distintos.</w:t>
+              <w:t xml:space="preserve">Choosing an ice cream if there are 6 different flavors and we are allowed to choose 2 different flavors.</w:t>
             </w:r>
           </w:p>
         </w:tc>
         <w:tc>
           <w:tcPr>
             <w:tcW w:w="1230" w:type="dxa"/>
-            <w:shd w:val="clear" w:color="auto" w:fill="auto"/>
             <w:tcMar>
               <w:top w:w="100" w:type="dxa"/>
               <w:left w:w="100" w:type="dxa"/>
@@ -1201,7 +1175,6 @@
         <w:tc>
           <w:tcPr>
             <w:tcW w:w="1245" w:type="dxa"/>
-            <w:shd w:val="clear" w:color="auto" w:fill="auto"/>
             <w:tcMar>
               <w:top w:w="100" w:type="dxa"/>
               <w:left w:w="100" w:type="dxa"/>
@@ -1231,7 +1204,6 @@
         <w:tc>
           <w:tcPr>
             <w:tcW w:w="2055" w:type="dxa"/>
-            <w:shd w:val="clear" w:color="auto" w:fill="auto"/>
             <w:tcMar>
               <w:top w:w="100" w:type="dxa"/>
               <w:left w:w="100" w:type="dxa"/>
@@ -1261,7 +1233,6 @@
         <w:tc>
           <w:tcPr>
             <w:tcW w:w="6060" w:type="dxa"/>
-            <w:shd w:val="clear" w:color="auto" w:fill="auto"/>
             <w:tcMar>
               <w:top w:w="100" w:type="dxa"/>
               <w:left w:w="100" w:type="dxa"/>
@@ -1291,7 +1262,6 @@
         <w:tc>
           <w:tcPr>
             <w:tcW w:w="2145" w:type="dxa"/>
-            <w:shd w:val="clear" w:color="auto" w:fill="auto"/>
             <w:tcMar>
               <w:top w:w="100" w:type="dxa"/>
               <w:left w:w="100" w:type="dxa"/>
@@ -1326,7 +1296,6 @@
         <w:tc>
           <w:tcPr>
             <w:tcW w:w="2968" w:type="dxa"/>
-            <w:shd w:val="clear" w:color="auto" w:fill="auto"/>
             <w:tcMar>
               <w:top w:w="100" w:type="dxa"/>
               <w:left w:w="100" w:type="dxa"/>
@@ -1356,14 +1325,13 @@
                 <w:sz w:val="20"/>
                 <w:szCs w:val="20"/>
               </w:rPr>
-              <w:t xml:space="preserve">Con 4 botes de pintura de colores diferentes, cuántas mezclas de 2 colores diferentes podemos hacer.</w:t>
+              <w:t xml:space="preserve">With 4 cans of paint of different colors, how many mixtures of 2 different colors can we make?</w:t>
             </w:r>
           </w:p>
         </w:tc>
         <w:tc>
           <w:tcPr>
             <w:tcW w:w="1230" w:type="dxa"/>
-            <w:shd w:val="clear" w:color="auto" w:fill="auto"/>
             <w:tcMar>
               <w:top w:w="100" w:type="dxa"/>
               <w:left w:w="100" w:type="dxa"/>
@@ -1393,7 +1361,6 @@
         <w:tc>
           <w:tcPr>
             <w:tcW w:w="1245" w:type="dxa"/>
-            <w:shd w:val="clear" w:color="auto" w:fill="auto"/>
             <w:tcMar>
               <w:top w:w="100" w:type="dxa"/>
               <w:left w:w="100" w:type="dxa"/>
@@ -1423,7 +1390,6 @@
         <w:tc>
           <w:tcPr>
             <w:tcW w:w="2055" w:type="dxa"/>
-            <w:shd w:val="clear" w:color="auto" w:fill="auto"/>
             <w:tcMar>
               <w:top w:w="100" w:type="dxa"/>
               <w:left w:w="100" w:type="dxa"/>
@@ -1453,7 +1419,6 @@
         <w:tc>
           <w:tcPr>
             <w:tcW w:w="6060" w:type="dxa"/>
-            <w:shd w:val="clear" w:color="auto" w:fill="auto"/>
             <w:tcMar>
               <w:top w:w="100" w:type="dxa"/>
               <w:left w:w="100" w:type="dxa"/>
@@ -1483,7 +1448,6 @@
         <w:tc>
           <w:tcPr>
             <w:tcW w:w="2145" w:type="dxa"/>
-            <w:shd w:val="clear" w:color="auto" w:fill="auto"/>
             <w:tcMar>
               <w:top w:w="100" w:type="dxa"/>
               <w:left w:w="100" w:type="dxa"/>
@@ -1518,7 +1482,6 @@
         <w:tc>
           <w:tcPr>
             <w:tcW w:w="2968" w:type="dxa"/>
-            <w:shd w:val="clear" w:color="auto" w:fill="auto"/>
             <w:tcMar>
               <w:top w:w="100" w:type="dxa"/>
               <w:left w:w="100" w:type="dxa"/>
@@ -1548,14 +1511,13 @@
                 <w:sz w:val="20"/>
                 <w:szCs w:val="20"/>
               </w:rPr>
-              <w:t xml:space="preserve">Contestar a 4 preguntas de un listado de 5.</w:t>
+              <w:t xml:space="preserve">Answer 4 questions from a list of 5.</w:t>
             </w:r>
           </w:p>
         </w:tc>
         <w:tc>
           <w:tcPr>
             <w:tcW w:w="1230" w:type="dxa"/>
-            <w:shd w:val="clear" w:color="auto" w:fill="auto"/>
             <w:tcMar>
               <w:top w:w="100" w:type="dxa"/>
               <w:left w:w="100" w:type="dxa"/>
@@ -1585,7 +1547,6 @@
         <w:tc>
           <w:tcPr>
             <w:tcW w:w="1245" w:type="dxa"/>
-            <w:shd w:val="clear" w:color="auto" w:fill="auto"/>
             <w:tcMar>
               <w:top w:w="100" w:type="dxa"/>
               <w:left w:w="100" w:type="dxa"/>
@@ -1615,7 +1576,6 @@
         <w:tc>
           <w:tcPr>
             <w:tcW w:w="2055" w:type="dxa"/>
-            <w:shd w:val="clear" w:color="auto" w:fill="auto"/>
             <w:tcMar>
               <w:top w:w="100" w:type="dxa"/>
               <w:left w:w="100" w:type="dxa"/>
@@ -1645,7 +1605,6 @@
         <w:tc>
           <w:tcPr>
             <w:tcW w:w="6060" w:type="dxa"/>
-            <w:shd w:val="clear" w:color="auto" w:fill="auto"/>
             <w:tcMar>
               <w:top w:w="100" w:type="dxa"/>
               <w:left w:w="100" w:type="dxa"/>
@@ -1675,7 +1634,6 @@
         <w:tc>
           <w:tcPr>
             <w:tcW w:w="2145" w:type="dxa"/>
-            <w:shd w:val="clear" w:color="auto" w:fill="auto"/>
             <w:tcMar>
               <w:top w:w="100" w:type="dxa"/>
               <w:left w:w="100" w:type="dxa"/>
@@ -1710,7 +1668,6 @@
         <w:tc>
           <w:tcPr>
             <w:tcW w:w="2968" w:type="dxa"/>
-            <w:shd w:val="clear" w:color="auto" w:fill="auto"/>
             <w:tcMar>
               <w:top w:w="100" w:type="dxa"/>
               <w:left w:w="100" w:type="dxa"/>
@@ -1740,14 +1697,13 @@
                 <w:sz w:val="20"/>
                 <w:szCs w:val="20"/>
               </w:rPr>
-              <w:t xml:space="preserve">Asignar 2 hermanos gemelos de forma que no coincidan en la misma clase si la escuela tiene 4 clases de 3º de ESO.</w:t>
+              <w:t xml:space="preserve">Assign 2 twin brothers so that they do not coincide in the same class if the school has 4 3rd ESO classes.</w:t>
             </w:r>
           </w:p>
         </w:tc>
         <w:tc>
           <w:tcPr>
             <w:tcW w:w="1230" w:type="dxa"/>
-            <w:shd w:val="clear" w:color="auto" w:fill="auto"/>
             <w:tcMar>
               <w:top w:w="100" w:type="dxa"/>
               <w:left w:w="100" w:type="dxa"/>
@@ -1777,7 +1733,6 @@
         <w:tc>
           <w:tcPr>
             <w:tcW w:w="1245" w:type="dxa"/>
-            <w:shd w:val="clear" w:color="auto" w:fill="auto"/>
             <w:tcMar>
               <w:top w:w="100" w:type="dxa"/>
               <w:left w:w="100" w:type="dxa"/>
@@ -1807,7 +1762,6 @@
         <w:tc>
           <w:tcPr>
             <w:tcW w:w="2055" w:type="dxa"/>
-            <w:shd w:val="clear" w:color="auto" w:fill="auto"/>
             <w:tcMar>
               <w:top w:w="100" w:type="dxa"/>
               <w:left w:w="100" w:type="dxa"/>
@@ -1837,7 +1791,6 @@
         <w:tc>
           <w:tcPr>
             <w:tcW w:w="6060" w:type="dxa"/>
-            <w:shd w:val="clear" w:color="auto" w:fill="auto"/>
             <w:tcMar>
               <w:top w:w="100" w:type="dxa"/>
               <w:left w:w="100" w:type="dxa"/>
@@ -1867,7 +1820,6 @@
         <w:tc>
           <w:tcPr>
             <w:tcW w:w="2145" w:type="dxa"/>
-            <w:shd w:val="clear" w:color="auto" w:fill="auto"/>
             <w:tcMar>
               <w:top w:w="100" w:type="dxa"/>
               <w:left w:w="100" w:type="dxa"/>
@@ -1902,7 +1854,6 @@
         <w:tc>
           <w:tcPr>
             <w:tcW w:w="2968" w:type="dxa"/>
-            <w:shd w:val="clear" w:color="auto" w:fill="auto"/>
             <w:tcMar>
               <w:top w:w="100" w:type="dxa"/>
               <w:left w:w="100" w:type="dxa"/>
@@ -1932,7 +1883,7 @@
                 <w:sz w:val="20"/>
                 <w:szCs w:val="20"/>
               </w:rPr>
-              <w:t xml:space="preserve">Montar una </w:t>
+              <w:t xml:space="preserve">Assemble a </w:t>
             </w:r>
             <w:proofErr xmlns:w="http://schemas.openxmlformats.org/wordprocessingml/2006/main" w:type="spellStart"/>
             <w:r xmlns:w="http://schemas.openxmlformats.org/wordprocessingml/2006/main">
@@ -1940,22 +1891,21 @@
                 <w:sz w:val="20"/>
                 <w:szCs w:val="20"/>
               </w:rPr>
-              <w:t xml:space="preserve">pulsera </w:t>
+              <w:t xml:space="preserve">bead </w:t>
+            </w:r>
+            <w:r xmlns:w="http://schemas.openxmlformats.org/wordprocessingml/2006/main">
+              <w:rPr>
+                <w:sz w:val="20"/>
+                <w:szCs w:val="20"/>
+              </w:rPr>
+              <w:t xml:space="preserve">bracelet if we have 10 beads available, all of different colors.</w:t>
             </w:r>
             <w:proofErr xmlns:w="http://schemas.openxmlformats.org/wordprocessingml/2006/main" w:type="spellEnd"/>
-            <w:r xmlns:w="http://schemas.openxmlformats.org/wordprocessingml/2006/main">
-              <w:rPr>
-                <w:sz w:val="20"/>
-                <w:szCs w:val="20"/>
-              </w:rPr>
-              <w:t xml:space="preserve">de bolas si tenemos disponibles 10 bolas, todas de colores distintos.</w:t>
-            </w:r>
           </w:p>
         </w:tc>
         <w:tc>
           <w:tcPr>
             <w:tcW w:w="1230" w:type="dxa"/>
-            <w:shd w:val="clear" w:color="auto" w:fill="auto"/>
             <w:tcMar>
               <w:top w:w="100" w:type="dxa"/>
               <w:left w:w="100" w:type="dxa"/>
@@ -1985,7 +1935,6 @@
         <w:tc>
           <w:tcPr>
             <w:tcW w:w="1245" w:type="dxa"/>
-            <w:shd w:val="clear" w:color="auto" w:fill="auto"/>
             <w:tcMar>
               <w:top w:w="100" w:type="dxa"/>
               <w:left w:w="100" w:type="dxa"/>
@@ -2015,7 +1964,6 @@
         <w:tc>
           <w:tcPr>
             <w:tcW w:w="2055" w:type="dxa"/>
-            <w:shd w:val="clear" w:color="auto" w:fill="auto"/>
             <w:tcMar>
               <w:top w:w="100" w:type="dxa"/>
               <w:left w:w="100" w:type="dxa"/>
@@ -2045,7 +1993,6 @@
         <w:tc>
           <w:tcPr>
             <w:tcW w:w="6060" w:type="dxa"/>
-            <w:shd w:val="clear" w:color="auto" w:fill="auto"/>
             <w:tcMar>
               <w:top w:w="100" w:type="dxa"/>
               <w:left w:w="100" w:type="dxa"/>
@@ -2075,7 +2022,6 @@
         <w:tc>
           <w:tcPr>
             <w:tcW w:w="2145" w:type="dxa"/>
-            <w:shd w:val="clear" w:color="auto" w:fill="auto"/>
             <w:tcMar>
               <w:top w:w="100" w:type="dxa"/>
               <w:left w:w="100" w:type="dxa"/>
@@ -2110,7 +2056,6 @@
         <w:tc>
           <w:tcPr>
             <w:tcW w:w="2968" w:type="dxa"/>
-            <w:shd w:val="clear" w:color="auto" w:fill="auto"/>
             <w:tcMar>
               <w:top w:w="100" w:type="dxa"/>
               <w:left w:w="100" w:type="dxa"/>
@@ -2147,14 +2092,13 @@
                 <w:sz w:val="20"/>
                 <w:szCs w:val="20"/>
               </w:rPr>
-              <w:t xml:space="preserve">Organizar los deberes de 3 asignaturas durante una tarde.</w:t>
+              <w:t xml:space="preserve">Organize homework for 3 subjects in one afternoon.</w:t>
             </w:r>
           </w:p>
         </w:tc>
         <w:tc>
           <w:tcPr>
             <w:tcW w:w="1230" w:type="dxa"/>
-            <w:shd w:val="clear" w:color="auto" w:fill="auto"/>
             <w:tcMar>
               <w:top w:w="100" w:type="dxa"/>
               <w:left w:w="100" w:type="dxa"/>
@@ -2184,7 +2128,6 @@
         <w:tc>
           <w:tcPr>
             <w:tcW w:w="1245" w:type="dxa"/>
-            <w:shd w:val="clear" w:color="auto" w:fill="auto"/>
             <w:tcMar>
               <w:top w:w="100" w:type="dxa"/>
               <w:left w:w="100" w:type="dxa"/>
@@ -2214,7 +2157,6 @@
         <w:tc>
           <w:tcPr>
             <w:tcW w:w="2055" w:type="dxa"/>
-            <w:shd w:val="clear" w:color="auto" w:fill="auto"/>
             <w:tcMar>
               <w:top w:w="100" w:type="dxa"/>
               <w:left w:w="100" w:type="dxa"/>
@@ -2244,7 +2186,6 @@
         <w:tc>
           <w:tcPr>
             <w:tcW w:w="6060" w:type="dxa"/>
-            <w:shd w:val="clear" w:color="auto" w:fill="auto"/>
             <w:tcMar>
               <w:top w:w="100" w:type="dxa"/>
               <w:left w:w="100" w:type="dxa"/>
@@ -2274,7 +2215,6 @@
         <w:tc>
           <w:tcPr>
             <w:tcW w:w="2145" w:type="dxa"/>
-            <w:shd w:val="clear" w:color="auto" w:fill="auto"/>
             <w:tcMar>
               <w:top w:w="100" w:type="dxa"/>
               <w:left w:w="100" w:type="dxa"/>
@@ -2309,7 +2249,6 @@
         <w:tc>
           <w:tcPr>
             <w:tcW w:w="2968" w:type="dxa"/>
-            <w:shd w:val="clear" w:color="auto" w:fill="auto"/>
             <w:tcMar>
               <w:top w:w="100" w:type="dxa"/>
               <w:left w:w="100" w:type="dxa"/>
@@ -2339,14 +2278,13 @@
                 <w:sz w:val="20"/>
                 <w:szCs w:val="20"/>
               </w:rPr>
-              <w:t xml:space="preserve">Combinar 10 camisetas durante una semana a fin de no repetir camiseta ningún día de la semana.</w:t>
+              <w:t xml:space="preserve">Combine 10 t-shirts for a week so as not to repeat a t-shirt any day of the week.</w:t>
             </w:r>
           </w:p>
         </w:tc>
         <w:tc>
           <w:tcPr>
             <w:tcW w:w="1230" w:type="dxa"/>
-            <w:shd w:val="clear" w:color="auto" w:fill="auto"/>
             <w:tcMar>
               <w:top w:w="100" w:type="dxa"/>
               <w:left w:w="100" w:type="dxa"/>
@@ -2376,7 +2314,6 @@
         <w:tc>
           <w:tcPr>
             <w:tcW w:w="1245" w:type="dxa"/>
-            <w:shd w:val="clear" w:color="auto" w:fill="auto"/>
             <w:tcMar>
               <w:top w:w="100" w:type="dxa"/>
               <w:left w:w="100" w:type="dxa"/>
@@ -2406,7 +2343,6 @@
         <w:tc>
           <w:tcPr>
             <w:tcW w:w="2055" w:type="dxa"/>
-            <w:shd w:val="clear" w:color="auto" w:fill="auto"/>
             <w:tcMar>
               <w:top w:w="100" w:type="dxa"/>
               <w:left w:w="100" w:type="dxa"/>
@@ -2436,7 +2372,6 @@
         <w:tc>
           <w:tcPr>
             <w:tcW w:w="6060" w:type="dxa"/>
-            <w:shd w:val="clear" w:color="auto" w:fill="auto"/>
             <w:tcMar>
               <w:top w:w="100" w:type="dxa"/>
               <w:left w:w="100" w:type="dxa"/>
@@ -2466,7 +2401,6 @@
         <w:tc>
           <w:tcPr>
             <w:tcW w:w="2145" w:type="dxa"/>
-            <w:shd w:val="clear" w:color="auto" w:fill="auto"/>
             <w:tcMar>
               <w:top w:w="100" w:type="dxa"/>
               <w:left w:w="100" w:type="dxa"/>
@@ -2501,7 +2435,6 @@
         <w:tc>
           <w:tcPr>
             <w:tcW w:w="2968" w:type="dxa"/>
-            <w:shd w:val="clear" w:color="auto" w:fill="auto"/>
             <w:tcMar>
               <w:top w:w="100" w:type="dxa"/>
               <w:left w:w="100" w:type="dxa"/>
@@ -2531,14 +2464,13 @@
                 <w:sz w:val="20"/>
                 <w:szCs w:val="20"/>
               </w:rPr>
-              <w:t xml:space="preserve">Combinar las camisetas del caso anterior con 3 pantalones</w:t>
+              <w:t xml:space="preserve">Combine the shirts from the previous case with 3 pairs of pants</w:t>
             </w:r>
           </w:p>
         </w:tc>
         <w:tc>
           <w:tcPr>
             <w:tcW w:w="1230" w:type="dxa"/>
-            <w:shd w:val="clear" w:color="auto" w:fill="auto"/>
             <w:tcMar>
               <w:top w:w="100" w:type="dxa"/>
               <w:left w:w="100" w:type="dxa"/>
@@ -2568,7 +2500,6 @@
         <w:tc>
           <w:tcPr>
             <w:tcW w:w="1245" w:type="dxa"/>
-            <w:shd w:val="clear" w:color="auto" w:fill="auto"/>
             <w:tcMar>
               <w:top w:w="100" w:type="dxa"/>
               <w:left w:w="100" w:type="dxa"/>
@@ -2598,7 +2529,6 @@
         <w:tc>
           <w:tcPr>
             <w:tcW w:w="2055" w:type="dxa"/>
-            <w:shd w:val="clear" w:color="auto" w:fill="auto"/>
             <w:tcMar>
               <w:top w:w="100" w:type="dxa"/>
               <w:left w:w="100" w:type="dxa"/>
@@ -2628,7 +2558,6 @@
         <w:tc>
           <w:tcPr>
             <w:tcW w:w="6060" w:type="dxa"/>
-            <w:shd w:val="clear" w:color="auto" w:fill="auto"/>
             <w:tcMar>
               <w:top w:w="100" w:type="dxa"/>
               <w:left w:w="100" w:type="dxa"/>
@@ -2658,7 +2587,6 @@
         <w:tc>
           <w:tcPr>
             <w:tcW w:w="2145" w:type="dxa"/>
-            <w:shd w:val="clear" w:color="auto" w:fill="auto"/>
             <w:tcMar>
               <w:top w:w="100" w:type="dxa"/>
               <w:left w:w="100" w:type="dxa"/>
@@ -2693,7 +2621,6 @@
         <w:tc>
           <w:tcPr>
             <w:tcW w:w="2968" w:type="dxa"/>
-            <w:shd w:val="clear" w:color="auto" w:fill="auto"/>
             <w:tcMar>
               <w:top w:w="100" w:type="dxa"/>
               <w:left w:w="100" w:type="dxa"/>
@@ -2723,14 +2650,13 @@
                 <w:sz w:val="20"/>
                 <w:szCs w:val="20"/>
               </w:rPr>
-              <w:t xml:space="preserve">Realizar matrículas de vehículos que constan de 4 números y 3 letras del alfabeto, excluyendo las vocales.</w:t>
+              <w:t xml:space="preserve">Make vehicle registration plates that consist of 4 numbers and 3 letters of the alphabet, excluding vowels.</w:t>
             </w:r>
           </w:p>
         </w:tc>
         <w:tc>
           <w:tcPr>
             <w:tcW w:w="1230" w:type="dxa"/>
-            <w:shd w:val="clear" w:color="auto" w:fill="auto"/>
             <w:tcMar>
               <w:top w:w="100" w:type="dxa"/>
               <w:left w:w="100" w:type="dxa"/>
@@ -2760,7 +2686,6 @@
         <w:tc>
           <w:tcPr>
             <w:tcW w:w="1245" w:type="dxa"/>
-            <w:shd w:val="clear" w:color="auto" w:fill="auto"/>
             <w:tcMar>
               <w:top w:w="100" w:type="dxa"/>
               <w:left w:w="100" w:type="dxa"/>
@@ -2790,7 +2715,6 @@
         <w:tc>
           <w:tcPr>
             <w:tcW w:w="2055" w:type="dxa"/>
-            <w:shd w:val="clear" w:color="auto" w:fill="auto"/>
             <w:tcMar>
               <w:top w:w="100" w:type="dxa"/>
               <w:left w:w="100" w:type="dxa"/>
@@ -2820,7 +2744,6 @@
         <w:tc>
           <w:tcPr>
             <w:tcW w:w="6060" w:type="dxa"/>
-            <w:shd w:val="clear" w:color="auto" w:fill="auto"/>
             <w:tcMar>
               <w:top w:w="100" w:type="dxa"/>
               <w:left w:w="100" w:type="dxa"/>
@@ -2850,7 +2773,6 @@
         <w:tc>
           <w:tcPr>
             <w:tcW w:w="2145" w:type="dxa"/>
-            <w:shd w:val="clear" w:color="auto" w:fill="auto"/>
             <w:tcMar>
               <w:top w:w="100" w:type="dxa"/>
               <w:left w:w="100" w:type="dxa"/>
@@ -2885,7 +2807,6 @@
         <w:tc>
           <w:tcPr>
             <w:tcW w:w="2968" w:type="dxa"/>
-            <w:shd w:val="clear" w:color="auto" w:fill="auto"/>
             <w:tcMar>
               <w:top w:w="100" w:type="dxa"/>
               <w:left w:w="100" w:type="dxa"/>
@@ -2915,14 +2836,13 @@
                 <w:sz w:val="20"/>
                 <w:szCs w:val="20"/>
               </w:rPr>
-              <w:t xml:space="preserve">Seleccionar 6 números distintos de un total de 50.</w:t>
+              <w:t xml:space="preserve">Select 6 different numbers from a total of 50.</w:t>
             </w:r>
           </w:p>
         </w:tc>
         <w:tc>
           <w:tcPr>
             <w:tcW w:w="1230" w:type="dxa"/>
-            <w:shd w:val="clear" w:color="auto" w:fill="auto"/>
             <w:tcMar>
               <w:top w:w="100" w:type="dxa"/>
               <w:left w:w="100" w:type="dxa"/>
@@ -2952,7 +2872,6 @@
         <w:tc>
           <w:tcPr>
             <w:tcW w:w="1245" w:type="dxa"/>
-            <w:shd w:val="clear" w:color="auto" w:fill="auto"/>
             <w:tcMar>
               <w:top w:w="100" w:type="dxa"/>
               <w:left w:w="100" w:type="dxa"/>
@@ -2982,7 +2901,6 @@
         <w:tc>
           <w:tcPr>
             <w:tcW w:w="2055" w:type="dxa"/>
-            <w:shd w:val="clear" w:color="auto" w:fill="auto"/>
             <w:tcMar>
               <w:top w:w="100" w:type="dxa"/>
               <w:left w:w="100" w:type="dxa"/>
@@ -3012,7 +2930,6 @@
         <w:tc>
           <w:tcPr>
             <w:tcW w:w="6060" w:type="dxa"/>
-            <w:shd w:val="clear" w:color="auto" w:fill="auto"/>
             <w:tcMar>
               <w:top w:w="100" w:type="dxa"/>
               <w:left w:w="100" w:type="dxa"/>
@@ -3042,7 +2959,6 @@
         <w:tc>
           <w:tcPr>
             <w:tcW w:w="2145" w:type="dxa"/>
-            <w:shd w:val="clear" w:color="auto" w:fill="auto"/>
             <w:tcMar>
               <w:top w:w="100" w:type="dxa"/>
               <w:left w:w="100" w:type="dxa"/>
@@ -3077,7 +2993,6 @@
         <w:tc>
           <w:tcPr>
             <w:tcW w:w="2968" w:type="dxa"/>
-            <w:shd w:val="clear" w:color="auto" w:fill="auto"/>
             <w:tcMar>
               <w:top w:w="100" w:type="dxa"/>
               <w:left w:w="100" w:type="dxa"/>
@@ -3113,14 +3028,13 @@
                 <w:sz w:val="20"/>
                 <w:szCs w:val="20"/>
               </w:rPr>
-              <w:t xml:space="preserve">Situarse 5 integrantes de un equipo de baloncesto si deben colocarse en fila para hacer un tiro en la cesta.</w:t>
+              <w:t xml:space="preserve">Position 5 members of a basketball team if they have to line up to take a shot at the basket.</w:t>
             </w:r>
           </w:p>
         </w:tc>
         <w:tc>
           <w:tcPr>
             <w:tcW w:w="1230" w:type="dxa"/>
-            <w:shd w:val="clear" w:color="auto" w:fill="auto"/>
             <w:tcMar>
               <w:top w:w="100" w:type="dxa"/>
               <w:left w:w="100" w:type="dxa"/>
@@ -3149,7 +3063,6 @@
         <w:tc>
           <w:tcPr>
             <w:tcW w:w="1245" w:type="dxa"/>
-            <w:shd w:val="clear" w:color="auto" w:fill="auto"/>
             <w:tcMar>
               <w:top w:w="100" w:type="dxa"/>
               <w:left w:w="100" w:type="dxa"/>
@@ -3178,7 +3091,6 @@
         <w:tc>
           <w:tcPr>
             <w:tcW w:w="2055" w:type="dxa"/>
-            <w:shd w:val="clear" w:color="auto" w:fill="auto"/>
             <w:tcMar>
               <w:top w:w="100" w:type="dxa"/>
               <w:left w:w="100" w:type="dxa"/>
@@ -3207,7 +3119,6 @@
         <w:tc>
           <w:tcPr>
             <w:tcW w:w="6060" w:type="dxa"/>
-            <w:shd w:val="clear" w:color="auto" w:fill="auto"/>
             <w:tcMar>
               <w:top w:w="100" w:type="dxa"/>
               <w:left w:w="100" w:type="dxa"/>
@@ -3236,7 +3147,6 @@
         <w:tc>
           <w:tcPr>
             <w:tcW w:w="2145" w:type="dxa"/>
-            <w:shd w:val="clear" w:color="auto" w:fill="auto"/>
             <w:tcMar>
               <w:top w:w="100" w:type="dxa"/>
               <w:left w:w="100" w:type="dxa"/>
@@ -3270,7 +3180,6 @@
         <w:tc>
           <w:tcPr>
             <w:tcW w:w="2968" w:type="dxa"/>
-            <w:shd w:val="clear" w:color="auto" w:fill="auto"/>
             <w:tcMar>
               <w:top w:w="100" w:type="dxa"/>
               <w:left w:w="100" w:type="dxa"/>
@@ -3299,14 +3208,13 @@
                 <w:sz w:val="20"/>
                 <w:szCs w:val="20"/>
               </w:rPr>
-              <w:t xml:space="preserve">Hacer grupos distintos de 5 personas en una clase de 25 alumnos.</w:t>
+              <w:t xml:space="preserve">Make different groups of 5 people in a class of 25 students.</w:t>
             </w:r>
           </w:p>
         </w:tc>
         <w:tc>
           <w:tcPr>
             <w:tcW w:w="1230" w:type="dxa"/>
-            <w:shd w:val="clear" w:color="auto" w:fill="auto"/>
             <w:tcMar>
               <w:top w:w="100" w:type="dxa"/>
               <w:left w:w="100" w:type="dxa"/>
@@ -3335,7 +3243,6 @@
         <w:tc>
           <w:tcPr>
             <w:tcW w:w="1245" w:type="dxa"/>
-            <w:shd w:val="clear" w:color="auto" w:fill="auto"/>
             <w:tcMar>
               <w:top w:w="100" w:type="dxa"/>
               <w:left w:w="100" w:type="dxa"/>
@@ -3364,7 +3271,6 @@
         <w:tc>
           <w:tcPr>
             <w:tcW w:w="2055" w:type="dxa"/>
-            <w:shd w:val="clear" w:color="auto" w:fill="auto"/>
             <w:tcMar>
               <w:top w:w="100" w:type="dxa"/>
               <w:left w:w="100" w:type="dxa"/>
@@ -3393,7 +3299,6 @@
         <w:tc>
           <w:tcPr>
             <w:tcW w:w="6060" w:type="dxa"/>
-            <w:shd w:val="clear" w:color="auto" w:fill="auto"/>
             <w:tcMar>
               <w:top w:w="100" w:type="dxa"/>
               <w:left w:w="100" w:type="dxa"/>
@@ -3422,7 +3327,6 @@
         <w:tc>
           <w:tcPr>
             <w:tcW w:w="2145" w:type="dxa"/>
-            <w:shd w:val="clear" w:color="auto" w:fill="auto"/>
             <w:tcMar>
               <w:top w:w="100" w:type="dxa"/>
               <w:left w:w="100" w:type="dxa"/>
@@ -3456,7 +3360,6 @@
         <w:tc>
           <w:tcPr>
             <w:tcW w:w="2968" w:type="dxa"/>
-            <w:shd w:val="clear" w:color="auto" w:fill="auto"/>
             <w:tcMar>
               <w:top w:w="100" w:type="dxa"/>
               <w:left w:w="100" w:type="dxa"/>
@@ -3485,14 +3388,13 @@
                 <w:sz w:val="20"/>
                 <w:szCs w:val="20"/>
               </w:rPr>
-              <w:t xml:space="preserve">Formar números de 4 cifras distintas con los dígitos 0,2,3,4,5,8 y 9.</w:t>
+              <w:t xml:space="preserve">Form different 4-digit numbers with the digits 0,2,3,4,5,8 and 9.</w:t>
             </w:r>
           </w:p>
         </w:tc>
         <w:tc>
           <w:tcPr>
             <w:tcW w:w="1230" w:type="dxa"/>
-            <w:shd w:val="clear" w:color="auto" w:fill="auto"/>
             <w:tcMar>
               <w:top w:w="100" w:type="dxa"/>
               <w:left w:w="100" w:type="dxa"/>
@@ -3521,7 +3423,6 @@
         <w:tc>
           <w:tcPr>
             <w:tcW w:w="1245" w:type="dxa"/>
-            <w:shd w:val="clear" w:color="auto" w:fill="auto"/>
             <w:tcMar>
               <w:top w:w="100" w:type="dxa"/>
               <w:left w:w="100" w:type="dxa"/>
@@ -3550,7 +3451,6 @@
         <w:tc>
           <w:tcPr>
             <w:tcW w:w="2055" w:type="dxa"/>
-            <w:shd w:val="clear" w:color="auto" w:fill="auto"/>
             <w:tcMar>
               <w:top w:w="100" w:type="dxa"/>
               <w:left w:w="100" w:type="dxa"/>
@@ -3579,7 +3479,6 @@
         <w:tc>
           <w:tcPr>
             <w:tcW w:w="6060" w:type="dxa"/>
-            <w:shd w:val="clear" w:color="auto" w:fill="auto"/>
             <w:tcMar>
               <w:top w:w="100" w:type="dxa"/>
               <w:left w:w="100" w:type="dxa"/>
@@ -3608,7 +3507,6 @@
         <w:tc>
           <w:tcPr>
             <w:tcW w:w="2145" w:type="dxa"/>
-            <w:shd w:val="clear" w:color="auto" w:fill="auto"/>
             <w:tcMar>
               <w:top w:w="100" w:type="dxa"/>
               <w:left w:w="100" w:type="dxa"/>
@@ -3642,7 +3540,6 @@
         <w:tc>
           <w:tcPr>
             <w:tcW w:w="2968" w:type="dxa"/>
-            <w:shd w:val="clear" w:color="auto" w:fill="auto"/>
             <w:tcMar>
               <w:top w:w="100" w:type="dxa"/>
               <w:left w:w="100" w:type="dxa"/>
@@ -3671,14 +3568,13 @@
                 <w:sz w:val="20"/>
                 <w:szCs w:val="20"/>
               </w:rPr>
-              <w:t xml:space="preserve">Hacer grupos diferentes de trabajadores si en total trabajan 20 personas y deben hacerse grupos de 4.</w:t>
+              <w:t xml:space="preserve">Make different groups of workers if there are 20 people working in total and groups of 4 must be made.</w:t>
             </w:r>
           </w:p>
         </w:tc>
         <w:tc>
           <w:tcPr>
             <w:tcW w:w="1230" w:type="dxa"/>
-            <w:shd w:val="clear" w:color="auto" w:fill="auto"/>
             <w:tcMar>
               <w:top w:w="100" w:type="dxa"/>
               <w:left w:w="100" w:type="dxa"/>
@@ -3700,7 +3596,6 @@
         <w:tc>
           <w:tcPr>
             <w:tcW w:w="1245" w:type="dxa"/>
-            <w:shd w:val="clear" w:color="auto" w:fill="auto"/>
             <w:tcMar>
               <w:top w:w="100" w:type="dxa"/>
               <w:left w:w="100" w:type="dxa"/>
@@ -3722,7 +3617,6 @@
         <w:tc>
           <w:tcPr>
             <w:tcW w:w="2055" w:type="dxa"/>
-            <w:shd w:val="clear" w:color="auto" w:fill="auto"/>
             <w:tcMar>
               <w:top w:w="100" w:type="dxa"/>
               <w:left w:w="100" w:type="dxa"/>
@@ -3751,7 +3645,6 @@
         <w:tc>
           <w:tcPr>
             <w:tcW w:w="6060" w:type="dxa"/>
-            <w:shd w:val="clear" w:color="auto" w:fill="auto"/>
             <w:tcMar>
               <w:top w:w="100" w:type="dxa"/>
               <w:left w:w="100" w:type="dxa"/>
@@ -3780,7 +3673,6 @@
         <w:tc>
           <w:tcPr>
             <w:tcW w:w="2145" w:type="dxa"/>
-            <w:shd w:val="clear" w:color="auto" w:fill="auto"/>
             <w:tcMar>
               <w:top w:w="100" w:type="dxa"/>
               <w:left w:w="100" w:type="dxa"/>
@@ -3814,7 +3706,6 @@
         <w:tc>
           <w:tcPr>
             <w:tcW w:w="2968" w:type="dxa"/>
-            <w:shd w:val="clear" w:color="auto" w:fill="auto"/>
             <w:tcMar>
               <w:top w:w="100" w:type="dxa"/>
               <w:left w:w="100" w:type="dxa"/>
@@ -3843,14 +3734,13 @@
                 <w:sz w:val="20"/>
                 <w:szCs w:val="20"/>
               </w:rPr>
-              <w:t xml:space="preserve">Elegir el número PIN de un teléfono móvil formado por 4 dígitos.</w:t>
+              <w:t xml:space="preserve">Choose a 4-digit mobile phone PIN number.</w:t>
             </w:r>
           </w:p>
         </w:tc>
         <w:tc>
           <w:tcPr>
             <w:tcW w:w="1230" w:type="dxa"/>
-            <w:shd w:val="clear" w:color="auto" w:fill="auto"/>
             <w:tcMar>
               <w:top w:w="100" w:type="dxa"/>
               <w:left w:w="100" w:type="dxa"/>
@@ -3879,7 +3769,6 @@
         <w:tc>
           <w:tcPr>
             <w:tcW w:w="1245" w:type="dxa"/>
-            <w:shd w:val="clear" w:color="auto" w:fill="auto"/>
             <w:tcMar>
               <w:top w:w="100" w:type="dxa"/>
               <w:left w:w="100" w:type="dxa"/>
@@ -3908,7 +3797,6 @@
         <w:tc>
           <w:tcPr>
             <w:tcW w:w="2055" w:type="dxa"/>
-            <w:shd w:val="clear" w:color="auto" w:fill="auto"/>
             <w:tcMar>
               <w:top w:w="100" w:type="dxa"/>
               <w:left w:w="100" w:type="dxa"/>
@@ -3937,7 +3825,6 @@
         <w:tc>
           <w:tcPr>
             <w:tcW w:w="6060" w:type="dxa"/>
-            <w:shd w:val="clear" w:color="auto" w:fill="auto"/>
             <w:tcMar>
               <w:top w:w="100" w:type="dxa"/>
               <w:left w:w="100" w:type="dxa"/>
@@ -3966,7 +3853,6 @@
         <w:tc>
           <w:tcPr>
             <w:tcW w:w="2145" w:type="dxa"/>
-            <w:shd w:val="clear" w:color="auto" w:fill="auto"/>
             <w:tcMar>
               <w:top w:w="100" w:type="dxa"/>
               <w:left w:w="100" w:type="dxa"/>
@@ -4000,7 +3886,6 @@
         <w:tc>
           <w:tcPr>
             <w:tcW w:w="2968" w:type="dxa"/>
-            <w:shd w:val="clear" w:color="auto" w:fill="auto"/>
             <w:tcMar>
               <w:top w:w="100" w:type="dxa"/>
               <w:left w:w="100" w:type="dxa"/>
@@ -4036,14 +3921,13 @@
                 <w:sz w:val="20"/>
                 <w:szCs w:val="20"/>
               </w:rPr>
-              <w:t xml:space="preserve">Hacer cruces de partidos de fútbol si hay 20 equipos y todos deben jugar contra todos en la ida y en la vuelta.</w:t>
+              <w:t xml:space="preserve">Crossing football matches if there are 20 teams and everyone has to play against everyone else in the first and second leg.</w:t>
             </w:r>
           </w:p>
         </w:tc>
         <w:tc>
           <w:tcPr>
             <w:tcW w:w="1230" w:type="dxa"/>
-            <w:shd w:val="clear" w:color="auto" w:fill="auto"/>
             <w:tcMar>
               <w:top w:w="100" w:type="dxa"/>
               <w:left w:w="100" w:type="dxa"/>
@@ -4072,7 +3956,6 @@
         <w:tc>
           <w:tcPr>
             <w:tcW w:w="1245" w:type="dxa"/>
-            <w:shd w:val="clear" w:color="auto" w:fill="auto"/>
             <w:tcMar>
               <w:top w:w="100" w:type="dxa"/>
               <w:left w:w="100" w:type="dxa"/>
@@ -4101,7 +3984,6 @@
         <w:tc>
           <w:tcPr>
             <w:tcW w:w="2055" w:type="dxa"/>
-            <w:shd w:val="clear" w:color="auto" w:fill="auto"/>
             <w:tcMar>
               <w:top w:w="100" w:type="dxa"/>
               <w:left w:w="100" w:type="dxa"/>
@@ -4130,7 +4012,6 @@
         <w:tc>
           <w:tcPr>
             <w:tcW w:w="6060" w:type="dxa"/>
-            <w:shd w:val="clear" w:color="auto" w:fill="auto"/>
             <w:tcMar>
               <w:top w:w="100" w:type="dxa"/>
               <w:left w:w="100" w:type="dxa"/>
@@ -4159,7 +4040,6 @@
         <w:tc>
           <w:tcPr>
             <w:tcW w:w="2145" w:type="dxa"/>
-            <w:shd w:val="clear" w:color="auto" w:fill="auto"/>
             <w:tcMar>
               <w:top w:w="100" w:type="dxa"/>
               <w:left w:w="100" w:type="dxa"/>
@@ -4193,7 +4073,6 @@
         <w:tc>
           <w:tcPr>
             <w:tcW w:w="2968" w:type="dxa"/>
-            <w:shd w:val="clear" w:color="auto" w:fill="auto"/>
             <w:tcMar>
               <w:top w:w="100" w:type="dxa"/>
               <w:left w:w="100" w:type="dxa"/>
@@ -4222,14 +4101,13 @@
                 <w:sz w:val="20"/>
                 <w:szCs w:val="20"/>
               </w:rPr>
-              <w:t xml:space="preserve">Se pueden sentar 5 amigos en un coche si hay 2 en carnet.</w:t>
+              <w:t xml:space="preserve">5 friends can sit in a car if 2 of them have a license.</w:t>
             </w:r>
           </w:p>
         </w:tc>
         <w:tc>
           <w:tcPr>
             <w:tcW w:w="1230" w:type="dxa"/>
-            <w:shd w:val="clear" w:color="auto" w:fill="auto"/>
             <w:tcMar>
               <w:top w:w="100" w:type="dxa"/>
               <w:left w:w="100" w:type="dxa"/>
@@ -4258,7 +4136,6 @@
         <w:tc>
           <w:tcPr>
             <w:tcW w:w="1245" w:type="dxa"/>
-            <w:shd w:val="clear" w:color="auto" w:fill="auto"/>
             <w:tcMar>
               <w:top w:w="100" w:type="dxa"/>
               <w:left w:w="100" w:type="dxa"/>
@@ -4287,7 +4164,6 @@
         <w:tc>
           <w:tcPr>
             <w:tcW w:w="2055" w:type="dxa"/>
-            <w:shd w:val="clear" w:color="auto" w:fill="auto"/>
             <w:tcMar>
               <w:top w:w="100" w:type="dxa"/>
               <w:left w:w="100" w:type="dxa"/>
@@ -4316,7 +4192,6 @@
         <w:tc>
           <w:tcPr>
             <w:tcW w:w="6060" w:type="dxa"/>
-            <w:shd w:val="clear" w:color="auto" w:fill="auto"/>
             <w:tcMar>
               <w:top w:w="100" w:type="dxa"/>
               <w:left w:w="100" w:type="dxa"/>
@@ -4345,7 +4220,6 @@
         <w:tc>
           <w:tcPr>
             <w:tcW w:w="2145" w:type="dxa"/>
-            <w:shd w:val="clear" w:color="auto" w:fill="auto"/>
             <w:tcMar>
               <w:top w:w="100" w:type="dxa"/>
               <w:left w:w="100" w:type="dxa"/>
@@ -4379,7 +4253,6 @@
         <w:tc>
           <w:tcPr>
             <w:tcW w:w="2968" w:type="dxa"/>
-            <w:shd w:val="clear" w:color="auto" w:fill="auto"/>
             <w:tcMar>
               <w:top w:w="100" w:type="dxa"/>
               <w:left w:w="100" w:type="dxa"/>
@@ -4408,14 +4281,13 @@
                 <w:sz w:val="20"/>
                 <w:szCs w:val="20"/>
               </w:rPr>
-              <w:t xml:space="preserve">Elegir 3 bocadillos distintos de un total de 6 tipos de bocadillos.</w:t>
+              <w:t xml:space="preserve">Choose 3 different sandwiches from a total of 6 types of sandwiches.</w:t>
             </w:r>
           </w:p>
         </w:tc>
         <w:tc>
           <w:tcPr>
             <w:tcW w:w="1230" w:type="dxa"/>
-            <w:shd w:val="clear" w:color="auto" w:fill="auto"/>
             <w:tcMar>
               <w:top w:w="100" w:type="dxa"/>
               <w:left w:w="100" w:type="dxa"/>
@@ -4444,7 +4316,6 @@
         <w:tc>
           <w:tcPr>
             <w:tcW w:w="1245" w:type="dxa"/>
-            <w:shd w:val="clear" w:color="auto" w:fill="auto"/>
             <w:tcMar>
               <w:top w:w="100" w:type="dxa"/>
               <w:left w:w="100" w:type="dxa"/>
@@ -4473,7 +4344,6 @@
         <w:tc>
           <w:tcPr>
             <w:tcW w:w="2055" w:type="dxa"/>
-            <w:shd w:val="clear" w:color="auto" w:fill="auto"/>
             <w:tcMar>
               <w:top w:w="100" w:type="dxa"/>
               <w:left w:w="100" w:type="dxa"/>
@@ -4502,7 +4372,6 @@
         <w:tc>
           <w:tcPr>
             <w:tcW w:w="6060" w:type="dxa"/>
-            <w:shd w:val="clear" w:color="auto" w:fill="auto"/>
             <w:tcMar>
               <w:top w:w="100" w:type="dxa"/>
               <w:left w:w="100" w:type="dxa"/>
@@ -4531,7 +4400,6 @@
         <w:tc>
           <w:tcPr>
             <w:tcW w:w="2145" w:type="dxa"/>
-            <w:shd w:val="clear" w:color="auto" w:fill="auto"/>
             <w:tcMar>
               <w:top w:w="100" w:type="dxa"/>
               <w:left w:w="100" w:type="dxa"/>
@@ -4569,10 +4437,13 @@
     </w:p>
     <w:sectPr>
       <w:headerReference w:type="default" r:id="rId9"/>
+      <w:headerReference w:type="first" r:id="rId10"/>
       <w:pgSz w:w="16838" w:h="11906" w:orient="landscape"/>
       <w:pgMar w:top="0" w:right="566" w:bottom="0" w:left="566" w:header="0" w:footer="0" w:gutter="0"/>
       <w:pgNumType w:start="1"/>
       <w:cols w:space="720"/>
+      <w:titlePg/>
+      <w:docGrid w:linePitch="299"/>
     </w:sectPr>
   </w:body>
 </w:document>
@@ -4630,7 +4501,218 @@
 
 <file path=word/header1.xml><?xml version="1.0" encoding="utf-8"?>
 <w:hdr xmlns:wpc="http://schemas.microsoft.com/office/word/2010/wordprocessingCanvas" xmlns:cx="http://schemas.microsoft.com/office/drawing/2014/chartex" xmlns:cx1="http://schemas.microsoft.com/office/drawing/2015/9/8/chartex" xmlns:cx2="http://schemas.microsoft.com/office/drawing/2015/10/21/chartex" xmlns:cx3="http://schemas.microsoft.com/office/drawing/2016/5/9/chartex" xmlns:cx4="http://schemas.microsoft.com/office/drawing/2016/5/10/chartex" xmlns:cx5="http://schemas.microsoft.com/office/drawing/2016/5/11/chartex" xmlns:cx6="http://schemas.microsoft.com/office/drawing/2016/5/12/chartex" xmlns:cx7="http://schemas.microsoft.com/office/drawing/2016/5/13/chartex" xmlns:cx8="http://schemas.microsoft.com/office/drawing/2016/5/14/chartex" xmlns:mc="http://schemas.openxmlformats.org/markup-compatibility/2006" xmlns:aink="http://schemas.microsoft.com/office/drawing/2016/ink" xmlns:am3d="http://schemas.microsoft.com/office/drawing/2017/model3d" xmlns:o="urn:schemas-microsoft-com:office:office" xmlns:oel="http://schemas.microsoft.com/office/2019/extlst" xmlns:r="http://schemas.openxmlformats.org/officeDocument/2006/relationships" xmlns:m="http://schemas.openxmlformats.org/officeDocument/2006/math" xmlns:v="urn:schemas-microsoft-com:vml" xmlns:wp14="http://schemas.microsoft.com/office/word/2010/wordprocessingDrawing" xmlns:wp="http://schemas.openxmlformats.org/drawingml/2006/wordprocessingDrawing" xmlns:w10="urn:schemas-microsoft-com:office:word" xmlns:w="http://schemas.openxmlformats.org/wordprocessingml/2006/main" xmlns:w14="http://schemas.microsoft.com/office/word/2010/wordml" xmlns:w15="http://schemas.microsoft.com/office/word/2012/wordml" xmlns:w16cex="http://schemas.microsoft.com/office/word/2018/wordml/cex" xmlns:w16cid="http://schemas.microsoft.com/office/word/2016/wordml/cid" xmlns:w16="http://schemas.microsoft.com/office/word/2018/wordml" xmlns:w16du="http://schemas.microsoft.com/office/word/2023/wordml/word16du" xmlns:w16sdtdh="http://schemas.microsoft.com/office/word/2020/wordml/sdtdatahash" xmlns:w16sdtfl="http://schemas.microsoft.com/office/word/2024/wordml/sdtformatlock" xmlns:w16se="http://schemas.microsoft.com/office/word/2015/wordml/symex" xmlns:wpg="http://schemas.microsoft.com/office/word/2010/wordprocessingGroup" xmlns:wpi="http://schemas.microsoft.com/office/word/2010/wordprocessingInk" xmlns:wne="http://schemas.microsoft.com/office/word/2006/wordml" xmlns:wps="http://schemas.microsoft.com/office/word/2010/wordprocessingShape" mc:Ignorable="w14 w15 w16se w16cid w16 w16cex w16sdtdh w16sdtfl w16du wp14">
-  <w:p/>
+  <w:p>
+    <w:pPr>
+      <w:pStyle w:val="Header"/>
+      <w:rPr>
+        <w:rFonts w:asciiTheme="minorHAnsi" w:hAnsiTheme="minorHAnsi"/>
+        <w:lang w:val="es-ES"/>
+      </w:rPr>
+    </w:pPr>
+  </w:p>
+  <w:p>
+    <w:pPr>
+      <w:pStyle w:val="Header"/>
+      <w:rPr>
+        <w:rFonts w:asciiTheme="minorHAnsi" w:hAnsiTheme="minorHAnsi"/>
+        <w:lang w:val="es-ES"/>
+      </w:rPr>
+    </w:pPr>
+  </w:p>
+</w:hdr>
+</file>
+
+<file path=word/header2.xml><?xml version="1.0" encoding="utf-8"?>
+<w:hdr xmlns:wpc="http://schemas.microsoft.com/office/word/2010/wordprocessingCanvas" xmlns:cx="http://schemas.microsoft.com/office/drawing/2014/chartex" xmlns:cx1="http://schemas.microsoft.com/office/drawing/2015/9/8/chartex" xmlns:cx2="http://schemas.microsoft.com/office/drawing/2015/10/21/chartex" xmlns:cx3="http://schemas.microsoft.com/office/drawing/2016/5/9/chartex" xmlns:cx4="http://schemas.microsoft.com/office/drawing/2016/5/10/chartex" xmlns:cx5="http://schemas.microsoft.com/office/drawing/2016/5/11/chartex" xmlns:cx6="http://schemas.microsoft.com/office/drawing/2016/5/12/chartex" xmlns:cx7="http://schemas.microsoft.com/office/drawing/2016/5/13/chartex" xmlns:cx8="http://schemas.microsoft.com/office/drawing/2016/5/14/chartex" xmlns:mc="http://schemas.openxmlformats.org/markup-compatibility/2006" xmlns:aink="http://schemas.microsoft.com/office/drawing/2016/ink" xmlns:am3d="http://schemas.microsoft.com/office/drawing/2017/model3d" xmlns:o="urn:schemas-microsoft-com:office:office" xmlns:oel="http://schemas.microsoft.com/office/2019/extlst" xmlns:r="http://schemas.openxmlformats.org/officeDocument/2006/relationships" xmlns:m="http://schemas.openxmlformats.org/officeDocument/2006/math" xmlns:v="urn:schemas-microsoft-com:vml" xmlns:wp14="http://schemas.microsoft.com/office/word/2010/wordprocessingDrawing" xmlns:wp="http://schemas.openxmlformats.org/drawingml/2006/wordprocessingDrawing" xmlns:w10="urn:schemas-microsoft-com:office:word" xmlns:w="http://schemas.openxmlformats.org/wordprocessingml/2006/main" xmlns:w14="http://schemas.microsoft.com/office/word/2010/wordml" xmlns:w15="http://schemas.microsoft.com/office/word/2012/wordml" xmlns:w16cex="http://schemas.microsoft.com/office/word/2018/wordml/cex" xmlns:w16cid="http://schemas.microsoft.com/office/word/2016/wordml/cid" xmlns:w16="http://schemas.microsoft.com/office/word/2018/wordml" xmlns:w16du="http://schemas.microsoft.com/office/word/2023/wordml/word16du" xmlns:w16sdtdh="http://schemas.microsoft.com/office/word/2020/wordml/sdtdatahash" xmlns:w16sdtfl="http://schemas.microsoft.com/office/word/2024/wordml/sdtformatlock" xmlns:w16se="http://schemas.microsoft.com/office/word/2015/wordml/symex" xmlns:wpg="http://schemas.microsoft.com/office/word/2010/wordprocessingGroup" xmlns:wpi="http://schemas.microsoft.com/office/word/2010/wordprocessingInk" xmlns:wne="http://schemas.microsoft.com/office/word/2006/wordml" xmlns:wps="http://schemas.microsoft.com/office/word/2010/wordprocessingShape" mc:Ignorable="w14 w15 w16se w16cid w16 w16cex w16sdtdh w16sdtfl w16du wp14">
+  <w:p>
+    <w:pPr>
+      <w:pStyle w:val="Header"/>
+      <w:tabs>
+        <w:tab w:val="clear" w:pos="4252"/>
+        <w:tab w:val="clear" w:pos="8504"/>
+        <w:tab w:val="left" w:pos="2329"/>
+      </w:tabs>
+    </w:pPr>
+    <w:r>
+      <w:rPr>
+        <w:noProof/>
+      </w:rPr>
+      <w:drawing>
+        <wp:anchor distT="0" distB="0" distL="114300" distR="114300" simplePos="0" relativeHeight="251659264" behindDoc="0" locked="0" layoutInCell="1" allowOverlap="1" wp14:anchorId="1796F7CE" wp14:editId="15AD49DE">
+          <wp:simplePos x="0" y="0"/>
+          <wp:positionH relativeFrom="margin">
+            <wp:posOffset>8479790</wp:posOffset>
+          </wp:positionH>
+          <wp:positionV relativeFrom="paragraph">
+            <wp:posOffset>126365</wp:posOffset>
+          </wp:positionV>
+          <wp:extent cx="1494845" cy="397749"/>
+          <wp:effectExtent l="0" t="0" r="0" b="2540"/>
+          <wp:wrapNone/>
+          <wp:docPr id="1746761170" name="Picture 2" descr="A grey square with white text&#10;&#10;AI-generated content may be incorrect.">
+            <a:extLst xmlns:a="http://schemas.openxmlformats.org/drawingml/2006/main">
+              <a:ext uri="{FF2B5EF4-FFF2-40B4-BE49-F238E27FC236}">
+                <a16:creationId xmlns:a16="http://schemas.microsoft.com/office/drawing/2014/main" id="{2ADF4236-C311-988C-1EAF-F33444BF8989}"/>
+              </a:ext>
+            </a:extLst>
+          </wp:docPr>
+          <wp:cNvGraphicFramePr>
+            <a:graphicFrameLocks xmlns:a="http://schemas.openxmlformats.org/drawingml/2006/main" noChangeAspect="1"/>
+          </wp:cNvGraphicFramePr>
+          <a:graphic xmlns:a="http://schemas.openxmlformats.org/drawingml/2006/main">
+            <a:graphicData uri="http://schemas.openxmlformats.org/drawingml/2006/picture">
+              <pic:pic xmlns:pic="http://schemas.openxmlformats.org/drawingml/2006/picture">
+                <pic:nvPicPr>
+                  <pic:cNvPr id="1026" name="Picture 2" descr="A grey square with white text&#10;&#10;AI-generated content may be incorrect.">
+                    <a:extLst>
+                      <a:ext uri="{FF2B5EF4-FFF2-40B4-BE49-F238E27FC236}">
+                        <a16:creationId xmlns:a16="http://schemas.microsoft.com/office/drawing/2014/main" id="{2ADF4236-C311-988C-1EAF-F33444BF8989}"/>
+                      </a:ext>
+                    </a:extLst>
+                  </pic:cNvPr>
+                  <pic:cNvPicPr>
+                    <a:picLocks noChangeAspect="1"/>
+                  </pic:cNvPicPr>
+                </pic:nvPicPr>
+                <pic:blipFill rotWithShape="1">
+                  <a:blip r:embed="rId1">
+                    <a:extLst>
+                      <a:ext uri="{28A0092B-C50C-407E-A947-70E740481C1C}">
+                        <a14:useLocalDpi xmlns:a14="http://schemas.microsoft.com/office/drawing/2010/main" val="0"/>
+                      </a:ext>
+                    </a:extLst>
+                  </a:blip>
+                  <a:srcRect r="18171" b="16231"/>
+                  <a:stretch>
+                    <a:fillRect/>
+                  </a:stretch>
+                </pic:blipFill>
+                <pic:spPr bwMode="auto">
+                  <a:xfrm>
+                    <a:off x="0" y="0"/>
+                    <a:ext cx="1494845" cy="397749"/>
+                  </a:xfrm>
+                  <a:prstGeom prst="rect">
+                    <a:avLst/>
+                  </a:prstGeom>
+                  <a:noFill/>
+                  <a:ln>
+                    <a:noFill/>
+                  </a:ln>
+                  <a:extLst>
+                    <a:ext uri="{53640926-AAD7-44D8-BBD7-CCE9431645EC}">
+                      <a14:shadowObscured xmlns:a14="http://schemas.microsoft.com/office/drawing/2010/main"/>
+                    </a:ext>
+                  </a:extLst>
+                </pic:spPr>
+              </pic:pic>
+            </a:graphicData>
+          </a:graphic>
+          <wp14:sizeRelH relativeFrom="margin">
+            <wp14:pctWidth>0</wp14:pctWidth>
+          </wp14:sizeRelH>
+          <wp14:sizeRelV relativeFrom="margin">
+            <wp14:pctHeight>0</wp14:pctHeight>
+          </wp14:sizeRelV>
+        </wp:anchor>
+      </w:drawing>
+    </w:r>
+    <w:r>
+      <w:rPr>
+        <w:noProof/>
+      </w:rPr>
+      <w:drawing>
+        <wp:anchor distT="0" distB="0" distL="114300" distR="114300" simplePos="0" relativeHeight="251660288" behindDoc="0" locked="0" layoutInCell="1" allowOverlap="1" wp14:anchorId="33F78DAF" wp14:editId="3B0349B7">
+          <wp:simplePos x="0" y="0"/>
+          <wp:positionH relativeFrom="column">
+            <wp:posOffset>0</wp:posOffset>
+          </wp:positionH>
+          <wp:positionV relativeFrom="paragraph">
+            <wp:posOffset>0</wp:posOffset>
+          </wp:positionV>
+          <wp:extent cx="868516" cy="649913"/>
+          <wp:effectExtent l="0" t="0" r="8255" b="0"/>
+          <wp:wrapNone/>
+          <wp:docPr id="565325520" name="Gráfico 5"/>
+          <wp:cNvGraphicFramePr>
+            <a:graphicFrameLocks xmlns:a="http://schemas.openxmlformats.org/drawingml/2006/main" noChangeAspect="1"/>
+          </wp:cNvGraphicFramePr>
+          <a:graphic xmlns:a="http://schemas.openxmlformats.org/drawingml/2006/main">
+            <a:graphicData uri="http://schemas.openxmlformats.org/drawingml/2006/picture">
+              <pic:pic xmlns:pic="http://schemas.openxmlformats.org/drawingml/2006/picture">
+                <pic:nvPicPr>
+                  <pic:cNvPr id="677588393" name="Gráfico 5"/>
+                  <pic:cNvPicPr>
+                    <a:picLocks noChangeAspect="1"/>
+                  </pic:cNvPicPr>
+                </pic:nvPicPr>
+                <pic:blipFill rotWithShape="1">
+                  <a:blip r:embed="rId2">
+                    <a:extLst>
+                      <a:ext uri="{28A0092B-C50C-407E-A947-70E740481C1C}">
+                        <a14:useLocalDpi xmlns:a14="http://schemas.microsoft.com/office/drawing/2010/main" val="0"/>
+                      </a:ext>
+                      <a:ext uri="{96DAC541-7B7A-43D3-8B79-37D633B846F1}">
+                        <asvg:svgBlip xmlns:asvg="http://schemas.microsoft.com/office/drawing/2016/SVG/main" r:embed="rId3"/>
+                      </a:ext>
+                    </a:extLst>
+                  </a:blip>
+                  <a:srcRect l="12497" t="14853" r="20703" b="13215"/>
+                  <a:stretch/>
+                </pic:blipFill>
+                <pic:spPr bwMode="auto">
+                  <a:xfrm>
+                    <a:off x="0" y="0"/>
+                    <a:ext cx="872924" cy="653212"/>
+                  </a:xfrm>
+                  <a:prstGeom prst="rect">
+                    <a:avLst/>
+                  </a:prstGeom>
+                  <a:ln>
+                    <a:noFill/>
+                  </a:ln>
+                  <a:extLst>
+                    <a:ext uri="{53640926-AAD7-44D8-BBD7-CCE9431645EC}">
+                      <a14:shadowObscured xmlns:a14="http://schemas.microsoft.com/office/drawing/2010/main"/>
+                    </a:ext>
+                  </a:extLst>
+                </pic:spPr>
+              </pic:pic>
+            </a:graphicData>
+          </a:graphic>
+          <wp14:sizeRelH relativeFrom="margin">
+            <wp14:pctWidth>0</wp14:pctWidth>
+          </wp14:sizeRelH>
+          <wp14:sizeRelV relativeFrom="margin">
+            <wp14:pctHeight>0</wp14:pctHeight>
+          </wp14:sizeRelV>
+        </wp:anchor>
+      </w:drawing>
+    </w:r>
+    <w:r>
+      <w:tab/>
+    </w:r>
+  </w:p>
+  <w:p>
+    <w:pPr>
+      <w:pStyle w:val="Header"/>
+      <w:tabs>
+        <w:tab w:val="clear" w:pos="4252"/>
+        <w:tab w:val="clear" w:pos="8504"/>
+        <w:tab w:val="left" w:pos="2329"/>
+      </w:tabs>
+    </w:pPr>
+  </w:p>
+  <w:p>
+    <w:pPr>
+      <w:pStyle w:val="Header"/>
+      <w:tabs>
+        <w:tab w:val="clear" w:pos="4252"/>
+        <w:tab w:val="clear" w:pos="8504"/>
+        <w:tab w:val="left" w:pos="2329"/>
+      </w:tabs>
+    </w:pPr>
+  </w:p>
 </w:hdr>
 </file>
 
@@ -4643,7 +4725,7 @@
         <w:color w:val="434343"/>
         <w:sz w:val="22"/>
         <w:szCs w:val="22"/>
-        <w:lang w:val="es" w:eastAsia="es-ES" w:bidi="ar-SA"/>
+        <w:lang w:val="en" w:eastAsia="es-ES" w:bidi="ar-SA"/>
       </w:rPr>
     </w:rPrDefault>
     <w:pPrDefault>
@@ -5222,6 +5304,50 @@
       </w:tblCellMar>
     </w:tblPr>
   </w:style>
+  <w:style w:type="paragraph" w:styleId="Header">
+    <w:name w:val="header"/>
+    <w:basedOn w:val="Normal"/>
+    <w:link w:val="HeaderChar"/>
+    <w:uiPriority w:val="99"/>
+    <w:unhideWhenUsed/>
+    <w:rsid w:val="00D43FEC"/>
+    <w:pPr>
+      <w:tabs>
+        <w:tab w:val="center" w:pos="4252"/>
+        <w:tab w:val="right" w:pos="8504"/>
+      </w:tabs>
+      <w:spacing w:after="0" w:line="240" w:lineRule="auto"/>
+    </w:pPr>
+  </w:style>
+  <w:style w:type="character" w:customStyle="1" w:styleId="HeaderChar">
+    <w:name w:val="Header Char"/>
+    <w:basedOn w:val="DefaultParagraphFont"/>
+    <w:link w:val="Header"/>
+    <w:uiPriority w:val="99"/>
+    <w:rsid w:val="00D43FEC"/>
+  </w:style>
+  <w:style w:type="paragraph" w:styleId="Footer">
+    <w:name w:val="footer"/>
+    <w:basedOn w:val="Normal"/>
+    <w:link w:val="FooterChar"/>
+    <w:uiPriority w:val="99"/>
+    <w:unhideWhenUsed/>
+    <w:rsid w:val="00D43FEC"/>
+    <w:pPr>
+      <w:tabs>
+        <w:tab w:val="center" w:pos="4252"/>
+        <w:tab w:val="right" w:pos="8504"/>
+      </w:tabs>
+      <w:spacing w:after="0" w:line="240" w:lineRule="auto"/>
+    </w:pPr>
+  </w:style>
+  <w:style w:type="character" w:customStyle="1" w:styleId="FooterChar">
+    <w:name w:val="Footer Char"/>
+    <w:basedOn w:val="DefaultParagraphFont"/>
+    <w:link w:val="Footer"/>
+    <w:uiPriority w:val="99"/>
+    <w:rsid w:val="00D43FEC"/>
+  </w:style>
 </w:styles>
 </file>
 
